--- a/契約書/ワイン消化仕入取引基本契約書_最終版.docx
+++ b/契約書/ワイン消化仕入取引基本契約書_最終版.docx
@@ -146,7 +146,7 @@
           <w:sz w:val="21"/>
           <w:szCs w:val="21"/>
         </w:rPr>
-        <w:t xml:space="preserve">4　「販売」とは、乙が対象商品を顧客に提供する行為をいい、その成立時点は第6条第2項の定めによる。なお、第6条第3項、第11条第1項その他本契約に基づき販売されたものとみなされる場合を含む。</w:t>
+        <w:t xml:space="preserve">4　「販売」とは、乙が対象商品を顧客に提供する行為をいい、その成立時点は第6条第2項の定めによる。なお、第6条3項、第11条1項及びその他本契約に基づき販売されたものとみなされる場合を含む。</w:t>
       </w:r>
     </w:p>
     <w:p>
@@ -254,7 +254,7 @@
           <w:sz w:val="21"/>
           <w:szCs w:val="21"/>
         </w:rPr>
-        <w:t xml:space="preserve">1　甲が選定する対象商品のリスト（以下「ワインリスト」という。）は、月替わりとする。銘柄または仕入価格の変更は、甲が乙に対し変更日の14日前までに書面または電磁的方法により通知し、乙が異議を述べない場合に効力を生ずる。ただし、既に納品済みの対象商品の仕入価格は、変更前の価格による。</w:t>
+        <w:t xml:space="preserve">1　甲が選定する対象商品のリスト（以下「ワインリスト」という。）は月替わりとする。銘柄または仕入価格の変更は、甲が乙に対し変更日の14日前までに書面または電磁的方法により通知し、乙が異議を述べない場合に効力を生ずる。ただし、既に納品済みの対象商品の仕入価格は、変更前の価格による。</w:t>
       </w:r>
     </w:p>
     <w:p>
@@ -308,7 +308,7 @@
           <w:sz w:val="21"/>
           <w:szCs w:val="21"/>
         </w:rPr>
-        <w:t xml:space="preserve">2　12本単位での発注に係る通常配送の送料は、甲の負担とする。クール便その他の温度管理配送に要する費用および乙の都合による再配送・少量配送に要する費用は、乙の負担とする。</w:t>
+        <w:t xml:space="preserve">2　12本単位での発注に係る通常配送の送料は甲の負担とする。クール便その他の温度管理配送に要する費用および乙の都合による再配送・少量配送に要する費用は、乙の負担とする。</w:t>
       </w:r>
     </w:p>
     <w:p>
@@ -453,7 +453,7 @@
           <w:sz w:val="21"/>
           <w:szCs w:val="21"/>
         </w:rPr>
-        <w:t xml:space="preserve">(2) 乙の保管中に対象商品が滅失、毀損、変質し、または所在不明となった場合（ただし、第7条第2項に基づき甲の負担となる場合を除く）</w:t>
+        <w:t xml:space="preserve">(2) 乙の保管中に対象商品が滅失、毀損、変質し、または所在不明となった場合（但し第7条第2項に基づき甲の負担となる場合を除く）</w:t>
       </w:r>
     </w:p>
     <w:p>
@@ -801,7 +801,7 @@
           <w:sz w:val="21"/>
           <w:szCs w:val="21"/>
         </w:rPr>
-        <w:t xml:space="preserve">2　前項にかかわらず、乙からの申出があり、かつ甲が販売見込みその他の事情を勘案して相当と認めた場合、甲乙協議のうえ、買取時期を納品日から最長12か月を限度として延長することができる。ただし、この場合の買取価格は、仕入価格に7.5％を付加した額とする。なお、当該協議は、6か月経過日の14日前までに行うものとする。</w:t>
+        <w:t xml:space="preserve">2　前項にかかわらず、乙からの申出があり、かつ甲が販売見込みその他の事情を勘案して相当と認めた場合、甲乙協議のうえ、買取時期を納品日から最長12か月を限度として延長することができる。但し、買取価格は仕入価格に対して7.5％付加するものとする。尚、当該協議は、6か月経過日の14日前までに行うものとする。</w:t>
       </w:r>
     </w:p>
     <w:p>
@@ -1097,20 +1097,20 @@
           <w:sz w:val="21"/>
           <w:szCs w:val="21"/>
         </w:rPr>
-        <w:t xml:space="preserve">2　クラウドワインリストによる取引の所有権移転、代金の支払その他の条件は、第6条第2項および本契約の定めによる。</w:t>
-      </w:r>
-    </w:p>
-    <w:p>
-      <w:pPr>
-        <w:spacing w:after="80" w:line="300"/>
-        <w:ind w:left="480" w:hanging="480"/>
-      </w:pPr>
-      <w:r>
-        <w:rPr>
-          <w:sz w:val="21"/>
-          <w:szCs w:val="21"/>
-        </w:rPr>
-        <w:t xml:space="preserve">3　前項の規定にかかわらず、クラウドワインリストによる取引に係る配送料は、乙の負担とする。</w:t>
+        <w:t xml:space="preserve">2　クラウドワインリストによる取引の所有権移転、代金の支払その他の条件は、第6条第2項及び本契約の定めによる。</w:t>
+      </w:r>
+    </w:p>
+    <w:p>
+      <w:pPr>
+        <w:spacing w:after="80" w:line="300"/>
+        <w:ind w:left="480" w:hanging="480"/>
+      </w:pPr>
+      <w:r>
+        <w:rPr>
+          <w:sz w:val="21"/>
+          <w:szCs w:val="21"/>
+        </w:rPr>
+        <w:t xml:space="preserve">3　前項の規定にかかわらずクラウドワインリストによる取引に係る配送料は、乙の負担とする。</w:t>
       </w:r>
     </w:p>
     <w:p>
@@ -1485,7 +1485,7 @@
           <w:sz w:val="21"/>
           <w:szCs w:val="21"/>
         </w:rPr>
-        <w:t xml:space="preserve">3　当事者の一方が前2項のいずれかに違反した場合、相手方は、何らの催告を要せず直ちに本契約を解除することができる。この場合、解除された当事者は、解除により生じた損害の賠償を請求することができない。</w:t>
+        <w:t xml:space="preserve">3　一方の当事者が前2項のいずれかに違反した場合、相手方は、何らの催告を要せず直ちに本契約を解除することができる。この場合、解除された当事者は、解除により生じた損害の賠償を請求することができない。</w:t>
       </w:r>
     </w:p>
     <w:p>
@@ -3248,7 +3248,7 @@
           <w:sz w:val="21"/>
           <w:szCs w:val="21"/>
         </w:rPr>
-        <w:t xml:space="preserve">※ グラス提供を行う銘柄は、第6条第2項第2号により、抜栓時に1本全量が販売されたものとして扱う。</w:t>
+        <w:t xml:space="preserve">※ グラス提供を行う銘柄は、第6条第2項第2号により抜栓時に1本全量が販売されたものとして扱う。</w:t>
       </w:r>
     </w:p>
     <w:p>
